--- a/sql_server3.docx
+++ b/sql_server3.docx
@@ -3,15 +3,38 @@
 <w:document xmlns:wpc="http://schemas.microsoft.com/office/word/2010/wordprocessingCanvas" xmlns:mc="http://schemas.openxmlformats.org/markup-compatibility/2006" xmlns:o="urn:schemas-microsoft-com:office:office" xmlns:r="http://schemas.openxmlformats.org/officeDocument/2006/relationships" xmlns:m="http://schemas.openxmlformats.org/officeDocument/2006/math" xmlns:v="urn:schemas-microsoft-com:vml" xmlns:wp14="http://schemas.microsoft.com/office/word/2010/wordprocessingDrawing" xmlns:wp="http://schemas.openxmlformats.org/drawingml/2006/wordprocessingDrawing" xmlns:w10="urn:schemas-microsoft-com:office:word" xmlns:w="http://schemas.openxmlformats.org/wordprocessingml/2006/main" xmlns:w14="http://schemas.microsoft.com/office/word/2010/wordml" xmlns:w15="http://schemas.microsoft.com/office/word/2012/wordml" xmlns:wpg="http://schemas.microsoft.com/office/word/2010/wordprocessingGroup" xmlns:wpi="http://schemas.microsoft.com/office/word/2010/wordprocessingInk" xmlns:wne="http://schemas.microsoft.com/office/word/2006/wordml" xmlns:wps="http://schemas.microsoft.com/office/word/2010/wordprocessingShape" mc:Ignorable="w14 w15 wp14">
   <w:body>
     <w:p>
+      <w:pPr>
+        <w:pStyle w:val="NoSpacing"/>
+      </w:pPr>
+      <w:r>
+        <w:t>s</w:t>
+      </w:r>
+      <w:r>
+        <w:t>elect @@servername</w:t>
+      </w:r>
+      <w:r>
+        <w:t xml:space="preserve"> : it gives server name</w:t>
+      </w:r>
+      <w:bookmarkStart w:id="0" w:name="_GoBack"/>
+      <w:bookmarkEnd w:id="0"/>
+    </w:p>
+    <w:p/>
+    <w:p>
+      <w:r>
+        <w:br w:type="page"/>
+      </w:r>
+    </w:p>
+    <w:p>
       <w:r>
         <w:rPr>
           <w:noProof/>
           <w:lang w:eastAsia="en-IN"/>
         </w:rPr>
+        <w:lastRenderedPageBreak/>
         <w:drawing>
           <wp:inline distT="0" distB="0" distL="0" distR="0" wp14:anchorId="2B87380E" wp14:editId="5BC31C1C">
-            <wp:extent cx="5731510" cy="4296410"/>
-            <wp:effectExtent l="0" t="0" r="2540" b="8890"/>
+            <wp:extent cx="5740828" cy="4322445"/>
+            <wp:effectExtent l="0" t="0" r="0" b="1905"/>
             <wp:docPr id="1" name="Picture 1"/>
             <wp:cNvGraphicFramePr>
               <a:graphicFrameLocks xmlns:a="http://schemas.openxmlformats.org/drawingml/2006/main" noChangeAspect="1"/>
@@ -24,7 +47,7 @@
                     <pic:cNvPicPr/>
                   </pic:nvPicPr>
                   <pic:blipFill>
-                    <a:blip r:embed="rId4"/>
+                    <a:blip r:embed="rId6"/>
                     <a:stretch>
                       <a:fillRect/>
                     </a:stretch>
@@ -32,7 +55,7 @@
                   <pic:spPr>
                     <a:xfrm>
                       <a:off x="0" y="0"/>
-                      <a:ext cx="5731510" cy="4296410"/>
+                      <a:ext cx="5750786" cy="4329942"/>
                     </a:xfrm>
                     <a:prstGeom prst="rect">
                       <a:avLst/>
@@ -70,7 +93,7 @@
                     <pic:cNvPicPr/>
                   </pic:nvPicPr>
                   <pic:blipFill>
-                    <a:blip r:embed="rId5"/>
+                    <a:blip r:embed="rId7"/>
                     <a:stretch>
                       <a:fillRect/>
                     </a:stretch>
@@ -152,7 +175,7 @@
                     <pic:cNvPicPr/>
                   </pic:nvPicPr>
                   <pic:blipFill>
-                    <a:blip r:embed="rId6"/>
+                    <a:blip r:embed="rId8"/>
                     <a:stretch>
                       <a:fillRect/>
                     </a:stretch>
@@ -198,7 +221,7 @@
                     <pic:cNvPicPr/>
                   </pic:nvPicPr>
                   <pic:blipFill>
-                    <a:blip r:embed="rId7"/>
+                    <a:blip r:embed="rId9"/>
                     <a:stretch>
                       <a:fillRect/>
                     </a:stretch>
@@ -260,7 +283,7 @@
                     <pic:cNvPicPr/>
                   </pic:nvPicPr>
                   <pic:blipFill>
-                    <a:blip r:embed="rId8">
+                    <a:blip r:embed="rId10">
                       <a:extLst>
                         <a:ext uri="{28A0092B-C50C-407E-A947-70E740481C1C}">
                           <a14:useLocalDpi xmlns:a14="http://schemas.microsoft.com/office/drawing/2010/main" val="0"/>
@@ -313,7 +336,7 @@
                     <pic:cNvPicPr/>
                   </pic:nvPicPr>
                   <pic:blipFill>
-                    <a:blip r:embed="rId9"/>
+                    <a:blip r:embed="rId11"/>
                     <a:stretch>
                       <a:fillRect/>
                     </a:stretch>
@@ -357,7 +380,7 @@
                     <pic:cNvPicPr/>
                   </pic:nvPicPr>
                   <pic:blipFill>
-                    <a:blip r:embed="rId10"/>
+                    <a:blip r:embed="rId12"/>
                     <a:stretch>
                       <a:fillRect/>
                     </a:stretch>
@@ -400,7 +423,7 @@
                     <pic:cNvPicPr/>
                   </pic:nvPicPr>
                   <pic:blipFill>
-                    <a:blip r:embed="rId11"/>
+                    <a:blip r:embed="rId13"/>
                     <a:stretch>
                       <a:fillRect/>
                     </a:stretch>
@@ -443,7 +466,7 @@
                     <pic:cNvPicPr/>
                   </pic:nvPicPr>
                   <pic:blipFill>
-                    <a:blip r:embed="rId12"/>
+                    <a:blip r:embed="rId14"/>
                     <a:stretch>
                       <a:fillRect/>
                     </a:stretch>
@@ -463,9 +486,50 @@
           </wp:inline>
         </w:drawing>
       </w:r>
-      <w:bookmarkStart w:id="0" w:name="_GoBack"/>
-      <w:bookmarkEnd w:id="0"/>
-    </w:p>
+    </w:p>
+    <w:p/>
+    <w:p/>
+    <w:p/>
+    <w:p/>
+    <w:p/>
+    <w:p/>
+    <w:p/>
+    <w:p/>
+    <w:p/>
+    <w:p/>
+    <w:p/>
+    <w:p/>
+    <w:p/>
+    <w:p/>
+    <w:p/>
+    <w:p/>
+    <w:p/>
+    <w:p/>
+    <w:p/>
+    <w:p/>
+    <w:p/>
+    <w:p/>
+    <w:p/>
+    <w:p/>
+    <w:p/>
+    <w:p/>
+    <w:p/>
+    <w:p/>
+    <w:p/>
+    <w:p/>
+    <w:p/>
+    <w:p/>
+    <w:p/>
+    <w:p/>
+    <w:p/>
+    <w:p/>
+    <w:p/>
+    <w:p/>
+    <w:p/>
+    <w:p/>
+    <w:p/>
+    <w:p/>
+    <w:p/>
     <w:sectPr>
       <w:pgSz w:w="11906" w:h="16838"/>
       <w:pgMar w:top="1440" w:right="1440" w:bottom="1440" w:left="1440" w:header="708" w:footer="708" w:gutter="0"/>
@@ -474,6 +538,56 @@
     </w:sectPr>
   </w:body>
 </w:document>
+</file>
+
+<file path=word/endnotes.xml><?xml version="1.0" encoding="utf-8"?>
+<w:endnotes xmlns:wpc="http://schemas.microsoft.com/office/word/2010/wordprocessingCanvas" xmlns:mc="http://schemas.openxmlformats.org/markup-compatibility/2006" xmlns:o="urn:schemas-microsoft-com:office:office" xmlns:r="http://schemas.openxmlformats.org/officeDocument/2006/relationships" xmlns:m="http://schemas.openxmlformats.org/officeDocument/2006/math" xmlns:v="urn:schemas-microsoft-com:vml" xmlns:wp14="http://schemas.microsoft.com/office/word/2010/wordprocessingDrawing" xmlns:wp="http://schemas.openxmlformats.org/drawingml/2006/wordprocessingDrawing" xmlns:w10="urn:schemas-microsoft-com:office:word" xmlns:w="http://schemas.openxmlformats.org/wordprocessingml/2006/main" xmlns:w14="http://schemas.microsoft.com/office/word/2010/wordml" xmlns:w15="http://schemas.microsoft.com/office/word/2012/wordml" xmlns:wpg="http://schemas.microsoft.com/office/word/2010/wordprocessingGroup" xmlns:wpi="http://schemas.microsoft.com/office/word/2010/wordprocessingInk" xmlns:wne="http://schemas.microsoft.com/office/word/2006/wordml" xmlns:wps="http://schemas.microsoft.com/office/word/2010/wordprocessingShape" mc:Ignorable="w14 w15 wp14">
+  <w:endnote w:type="separator" w:id="-1">
+    <w:p>
+      <w:pPr>
+        <w:spacing w:after="0" w:line="240" w:lineRule="auto"/>
+      </w:pPr>
+      <w:r>
+        <w:separator/>
+      </w:r>
+    </w:p>
+  </w:endnote>
+  <w:endnote w:type="continuationSeparator" w:id="0">
+    <w:p>
+      <w:pPr>
+        <w:spacing w:after="0" w:line="240" w:lineRule="auto"/>
+      </w:pPr>
+      <w:r>
+        <w:continuationSeparator/>
+      </w:r>
+    </w:p>
+  </w:endnote>
+</w:endnotes>
+</file>
+
+<file path=word/footnotes.xml><?xml version="1.0" encoding="utf-8"?>
+<w:footnotes xmlns:wpc="http://schemas.microsoft.com/office/word/2010/wordprocessingCanvas" xmlns:mc="http://schemas.openxmlformats.org/markup-compatibility/2006" xmlns:o="urn:schemas-microsoft-com:office:office" xmlns:r="http://schemas.openxmlformats.org/officeDocument/2006/relationships" xmlns:m="http://schemas.openxmlformats.org/officeDocument/2006/math" xmlns:v="urn:schemas-microsoft-com:vml" xmlns:wp14="http://schemas.microsoft.com/office/word/2010/wordprocessingDrawing" xmlns:wp="http://schemas.openxmlformats.org/drawingml/2006/wordprocessingDrawing" xmlns:w10="urn:schemas-microsoft-com:office:word" xmlns:w="http://schemas.openxmlformats.org/wordprocessingml/2006/main" xmlns:w14="http://schemas.microsoft.com/office/word/2010/wordml" xmlns:w15="http://schemas.microsoft.com/office/word/2012/wordml" xmlns:wpg="http://schemas.microsoft.com/office/word/2010/wordprocessingGroup" xmlns:wpi="http://schemas.microsoft.com/office/word/2010/wordprocessingInk" xmlns:wne="http://schemas.microsoft.com/office/word/2006/wordml" xmlns:wps="http://schemas.microsoft.com/office/word/2010/wordprocessingShape" mc:Ignorable="w14 w15 wp14">
+  <w:footnote w:type="separator" w:id="-1">
+    <w:p>
+      <w:pPr>
+        <w:spacing w:after="0" w:line="240" w:lineRule="auto"/>
+      </w:pPr>
+      <w:r>
+        <w:separator/>
+      </w:r>
+    </w:p>
+  </w:footnote>
+  <w:footnote w:type="continuationSeparator" w:id="0">
+    <w:p>
+      <w:pPr>
+        <w:spacing w:after="0" w:line="240" w:lineRule="auto"/>
+      </w:pPr>
+      <w:r>
+        <w:continuationSeparator/>
+      </w:r>
+    </w:p>
+  </w:footnote>
+</w:footnotes>
 </file>
 
 <file path=word/styles.xml><?xml version="1.0" encoding="utf-8"?>
@@ -906,6 +1020,50 @@
       <w:spacing w:after="0" w:line="240" w:lineRule="auto"/>
     </w:pPr>
   </w:style>
+  <w:style w:type="paragraph" w:styleId="Header">
+    <w:name w:val="header"/>
+    <w:basedOn w:val="Normal"/>
+    <w:link w:val="HeaderChar"/>
+    <w:uiPriority w:val="99"/>
+    <w:unhideWhenUsed/>
+    <w:rsid w:val="00DB47C8"/>
+    <w:pPr>
+      <w:tabs>
+        <w:tab w:val="center" w:pos="4513"/>
+        <w:tab w:val="right" w:pos="9026"/>
+      </w:tabs>
+      <w:spacing w:after="0" w:line="240" w:lineRule="auto"/>
+    </w:pPr>
+  </w:style>
+  <w:style w:type="character" w:customStyle="1" w:styleId="HeaderChar">
+    <w:name w:val="Header Char"/>
+    <w:basedOn w:val="DefaultParagraphFont"/>
+    <w:link w:val="Header"/>
+    <w:uiPriority w:val="99"/>
+    <w:rsid w:val="00DB47C8"/>
+  </w:style>
+  <w:style w:type="paragraph" w:styleId="Footer">
+    <w:name w:val="footer"/>
+    <w:basedOn w:val="Normal"/>
+    <w:link w:val="FooterChar"/>
+    <w:uiPriority w:val="99"/>
+    <w:unhideWhenUsed/>
+    <w:rsid w:val="00DB47C8"/>
+    <w:pPr>
+      <w:tabs>
+        <w:tab w:val="center" w:pos="4513"/>
+        <w:tab w:val="right" w:pos="9026"/>
+      </w:tabs>
+      <w:spacing w:after="0" w:line="240" w:lineRule="auto"/>
+    </w:pPr>
+  </w:style>
+  <w:style w:type="character" w:customStyle="1" w:styleId="FooterChar">
+    <w:name w:val="Footer Char"/>
+    <w:basedOn w:val="DefaultParagraphFont"/>
+    <w:link w:val="Footer"/>
+    <w:uiPriority w:val="99"/>
+    <w:rsid w:val="00DB47C8"/>
+  </w:style>
 </w:styles>
 </file>
 
